--- a/Report/Front Pages Internship.docx
+++ b/Report/Front Pages Internship.docx
@@ -82,10 +82,10 @@
         </w:rPr>
         <w:lastRenderedPageBreak/>
         <w:drawing>
-          <wp:inline distT="0" distB="0" distL="0" distR="0" wp14:anchorId="10E01BBF" wp14:editId="00952FF4">
+          <wp:inline distT="0" distB="0" distL="0" distR="0" wp14:anchorId="7ACA805F" wp14:editId="45ABC15C">
             <wp:extent cx="1423164" cy="419100"/>
             <wp:effectExtent l="0" t="0" r="0" b="0"/>
-            <wp:docPr id="2" name="Image 2"/>
+            <wp:docPr id="2009226042" name="Image 2"/>
             <wp:cNvGraphicFramePr>
               <a:graphicFrameLocks xmlns:a="http://schemas.openxmlformats.org/drawingml/2006/main"/>
             </wp:cNvGraphicFramePr>
@@ -148,9 +148,11 @@
         <w:pStyle w:val="Heading2"/>
         <w:ind w:left="16"/>
       </w:pPr>
+      <w:proofErr w:type="spellStart"/>
       <w:r>
         <w:t>Yashawantrao</w:t>
       </w:r>
+      <w:proofErr w:type="spellEnd"/>
       <w:r>
         <w:rPr>
           <w:spacing w:val="-17"/>
@@ -175,11 +177,19 @@
         </w:rPr>
         <w:t xml:space="preserve"> </w:t>
       </w:r>
+      <w:proofErr w:type="spellStart"/>
       <w:r>
         <w:rPr>
           <w:spacing w:val="-2"/>
         </w:rPr>
-        <w:t>Ichalkaranji.</w:t>
+        <w:t>Ichalkaranji</w:t>
+      </w:r>
+      <w:proofErr w:type="spellEnd"/>
+      <w:r>
+        <w:rPr>
+          <w:spacing w:val="-2"/>
+        </w:rPr>
+        <w:t>.</w:t>
       </w:r>
     </w:p>
     <w:p>
@@ -332,19 +342,7 @@
         <w:rPr>
           <w:color w:val="00AFEF"/>
         </w:rPr>
-        <w:t>“</w:t>
-      </w:r>
-      <w:r>
-        <w:rPr>
-          <w:color w:val="00AFEF"/>
-        </w:rPr>
-        <w:t>INTERNSHIP</w:t>
-      </w:r>
-      <w:r>
-        <w:rPr>
-          <w:color w:val="00AFEF"/>
-        </w:rPr>
-        <w:t>”</w:t>
+        <w:t>“INTERNSHIP”</w:t>
       </w:r>
     </w:p>
     <w:p>
@@ -590,7 +588,7 @@
               <w:rPr>
                 <w:sz w:val="24"/>
               </w:rPr>
-              <w:t>48</w:t>
+              <w:t>08</w:t>
             </w:r>
           </w:p>
         </w:tc>
@@ -612,7 +610,7 @@
               <w:rPr>
                 <w:sz w:val="24"/>
               </w:rPr>
-              <w:t>24213200231</w:t>
+              <w:t>24213200117</w:t>
             </w:r>
           </w:p>
         </w:tc>
@@ -643,11 +641,19 @@
                 <w:sz w:val="24"/>
               </w:rPr>
             </w:pPr>
-            <w:r>
-              <w:rPr>
-                <w:sz w:val="24"/>
-              </w:rPr>
-              <w:t>Atharv Milind Suryavanshi</w:t>
+            <w:proofErr w:type="spellStart"/>
+            <w:r>
+              <w:rPr>
+                <w:sz w:val="24"/>
+              </w:rPr>
+              <w:t>Mahammadsaad</w:t>
+            </w:r>
+            <w:proofErr w:type="spellEnd"/>
+            <w:r>
+              <w:rPr>
+                <w:sz w:val="24"/>
+              </w:rPr>
+              <w:t xml:space="preserve"> Zakir Bagwan</w:t>
             </w:r>
           </w:p>
         </w:tc>
@@ -704,63 +710,28 @@
           <w:b/>
           <w:sz w:val="28"/>
         </w:rPr>
-        <w:t>Mr</w:t>
+        <w:t>M</w:t>
       </w:r>
       <w:r>
         <w:rPr>
           <w:b/>
           <w:sz w:val="28"/>
         </w:rPr>
-        <w:t>s</w:t>
+        <w:t>r</w:t>
       </w:r>
       <w:r>
         <w:rPr>
           <w:b/>
           <w:sz w:val="28"/>
         </w:rPr>
-        <w:t>.</w:t>
+        <w:t xml:space="preserve">s. </w:t>
       </w:r>
       <w:r>
         <w:rPr>
           <w:b/>
           <w:sz w:val="28"/>
         </w:rPr>
-        <w:t xml:space="preserve"> </w:t>
-      </w:r>
-      <w:r>
-        <w:rPr>
-          <w:b/>
-          <w:sz w:val="28"/>
-        </w:rPr>
-        <w:t>S</w:t>
-      </w:r>
-      <w:r>
-        <w:rPr>
-          <w:b/>
-          <w:sz w:val="28"/>
-        </w:rPr>
-        <w:t>.</w:t>
-      </w:r>
-      <w:r>
-        <w:rPr>
-          <w:b/>
-          <w:sz w:val="28"/>
-        </w:rPr>
-        <w:t xml:space="preserve"> M</w:t>
-      </w:r>
-      <w:r>
-        <w:rPr>
-          <w:b/>
-          <w:sz w:val="28"/>
-        </w:rPr>
-        <w:t xml:space="preserve">. </w:t>
-      </w:r>
-      <w:r>
-        <w:rPr>
-          <w:b/>
-          <w:sz w:val="28"/>
-        </w:rPr>
-        <w:t>Mali</w:t>
+        <w:t>D. A. Bhosale</w:t>
       </w:r>
     </w:p>
     <w:p>
@@ -808,28 +779,7 @@
           <w:b/>
           <w:sz w:val="28"/>
         </w:rPr>
-        <w:t>202</w:t>
-      </w:r>
-      <w:r>
-        <w:rPr>
-          <w:b/>
-          <w:sz w:val="28"/>
-        </w:rPr>
-        <w:t>6</w:t>
-      </w:r>
-      <w:r>
-        <w:rPr>
-          <w:b/>
-          <w:sz w:val="28"/>
-        </w:rPr>
-        <w:t>-2</w:t>
-      </w:r>
-      <w:r>
-        <w:rPr>
-          <w:b/>
-          <w:sz w:val="28"/>
-        </w:rPr>
-        <w:t>7</w:t>
+        <w:t>2026-27</w:t>
       </w:r>
     </w:p>
     <w:p>
@@ -855,6 +805,29 @@
     <w:p>
       <w:pPr>
         <w:pStyle w:val="BodyText"/>
+        <w:tabs>
+          <w:tab w:val="left" w:pos="4098"/>
+        </w:tabs>
+        <w:ind w:left="3528"/>
+        <w:rPr>
+          <w:sz w:val="20"/>
+        </w:rPr>
+      </w:pPr>
+      <w:r>
+        <w:rPr>
+          <w:sz w:val="20"/>
+        </w:rPr>
+        <w:lastRenderedPageBreak/>
+        <w:tab/>
+        <w:t xml:space="preserve">                                                        </w:t>
+      </w:r>
+    </w:p>
+    <w:p>
+      <w:pPr>
+        <w:pStyle w:val="BodyText"/>
+        <w:tabs>
+          <w:tab w:val="left" w:pos="4098"/>
+        </w:tabs>
         <w:ind w:left="3528"/>
         <w:rPr>
           <w:sz w:val="20"/>
@@ -865,12 +838,19 @@
           <w:noProof/>
           <w:sz w:val="20"/>
         </w:rPr>
-        <w:lastRenderedPageBreak/>
         <w:drawing>
-          <wp:inline distT="0" distB="0" distL="0" distR="0" wp14:anchorId="765D54A4" wp14:editId="75850FD6">
-            <wp:extent cx="1423164" cy="419100"/>
-            <wp:effectExtent l="0" t="0" r="0" b="0"/>
-            <wp:docPr id="3" name="Image 3"/>
+          <wp:anchor distT="0" distB="0" distL="114300" distR="114300" simplePos="0" relativeHeight="251660288" behindDoc="0" locked="0" layoutInCell="1" allowOverlap="1" wp14:anchorId="6925C235" wp14:editId="689858A6">
+            <wp:simplePos x="0" y="0"/>
+            <wp:positionH relativeFrom="page">
+              <wp:posOffset>2933700</wp:posOffset>
+            </wp:positionH>
+            <wp:positionV relativeFrom="paragraph">
+              <wp:posOffset>13970</wp:posOffset>
+            </wp:positionV>
+            <wp:extent cx="1423035" cy="419100"/>
+            <wp:effectExtent l="0" t="0" r="5715" b="0"/>
+            <wp:wrapSquare wrapText="bothSides"/>
+            <wp:docPr id="868167836" name="Image 3"/>
             <wp:cNvGraphicFramePr>
               <a:graphicFrameLocks xmlns:a="http://schemas.openxmlformats.org/drawingml/2006/main"/>
             </wp:cNvGraphicFramePr>
@@ -882,7 +862,13 @@
                     <pic:cNvPicPr/>
                   </pic:nvPicPr>
                   <pic:blipFill>
-                    <a:blip r:embed="rId9" cstate="print"/>
+                    <a:blip r:embed="rId9" cstate="print">
+                      <a:extLst>
+                        <a:ext uri="{28A0092B-C50C-407E-A947-70E740481C1C}">
+                          <a14:useLocalDpi xmlns:a14="http://schemas.microsoft.com/office/drawing/2010/main" val="0"/>
+                        </a:ext>
+                      </a:extLst>
+                    </a:blip>
                     <a:stretch>
                       <a:fillRect/>
                     </a:stretch>
@@ -890,7 +876,7 @@
                   <pic:spPr>
                     <a:xfrm>
                       <a:off x="0" y="0"/>
-                      <a:ext cx="1423164" cy="419100"/>
+                      <a:ext cx="1423035" cy="419100"/>
                     </a:xfrm>
                     <a:prstGeom prst="rect">
                       <a:avLst/>
@@ -899,8 +885,20 @@
                 </pic:pic>
               </a:graphicData>
             </a:graphic>
-          </wp:inline>
+          </wp:anchor>
         </w:drawing>
+      </w:r>
+      <w:r>
+        <w:rPr>
+          <w:sz w:val="20"/>
+        </w:rPr>
+        <w:t xml:space="preserve">          </w:t>
+      </w:r>
+      <w:r>
+        <w:rPr>
+          <w:sz w:val="20"/>
+        </w:rPr>
+        <w:br w:type="textWrapping" w:clear="all"/>
       </w:r>
     </w:p>
     <w:p>
@@ -1076,7 +1074,7 @@
         <mc:AlternateContent>
           <mc:Choice Requires="wpg">
             <w:drawing>
-              <wp:anchor distT="0" distB="0" distL="0" distR="0" simplePos="0" relativeHeight="487588352" behindDoc="1" locked="0" layoutInCell="1" allowOverlap="1" wp14:anchorId="0CBD7EA7" wp14:editId="5CB09486">
+              <wp:anchor distT="0" distB="0" distL="0" distR="0" simplePos="0" relativeHeight="251659264" behindDoc="1" locked="0" layoutInCell="1" allowOverlap="1" wp14:anchorId="378DB9A3" wp14:editId="53177A2E">
                 <wp:simplePos x="0" y="0"/>
                 <wp:positionH relativeFrom="page">
                   <wp:posOffset>1621155</wp:posOffset>
@@ -1087,7 +1085,7 @@
                 <wp:extent cx="4300220" cy="594360"/>
                 <wp:effectExtent l="0" t="0" r="0" b="0"/>
                 <wp:wrapTopAndBottom/>
-                <wp:docPr id="4" name="Group 4"/>
+                <wp:docPr id="158395222" name="Group 158395222"/>
                 <wp:cNvGraphicFramePr>
                   <a:graphicFrameLocks xmlns:a="http://schemas.openxmlformats.org/drawingml/2006/main"/>
                 </wp:cNvGraphicFramePr>
@@ -1106,7 +1104,7 @@
                         </a:xfrm>
                       </wpg:grpSpPr>
                       <wps:wsp>
-                        <wps:cNvPr id="5" name="Graphic 5"/>
+                        <wps:cNvPr id="83819999" name="Graphic 5"/>
                         <wps:cNvSpPr/>
                         <wps:spPr>
                           <a:xfrm>
@@ -1302,7 +1300,7 @@
                         </wps:bodyPr>
                       </wps:wsp>
                       <wps:wsp>
-                        <wps:cNvPr id="6" name="Graphic 6"/>
+                        <wps:cNvPr id="1348725457" name="Graphic 6"/>
                         <wps:cNvSpPr/>
                         <wps:spPr>
                           <a:xfrm>
@@ -1432,7 +1430,7 @@
                         </wps:bodyPr>
                       </wps:wsp>
                       <wps:wsp>
-                        <wps:cNvPr id="7" name="Graphic 7"/>
+                        <wps:cNvPr id="1779806370" name="Graphic 7"/>
                         <wps:cNvSpPr/>
                         <wps:spPr>
                           <a:xfrm>
@@ -1663,7 +1661,7 @@
                         </wps:bodyPr>
                       </wps:wsp>
                       <wps:wsp>
-                        <wps:cNvPr id="8" name="Textbox 8"/>
+                        <wps:cNvPr id="2090673626" name="Textbox 8"/>
                         <wps:cNvSpPr txBox="1"/>
                         <wps:spPr>
                           <a:xfrm>
@@ -1709,21 +1707,21 @@
           </mc:Choice>
           <mc:Fallback>
             <w:pict>
-              <v:group w14:anchorId="0CBD7EA7" id="Group 4" o:spid="_x0000_s1026" style="position:absolute;margin-left:127.65pt;margin-top:13.6pt;width:338.6pt;height:46.8pt;z-index:-15728128;mso-wrap-distance-left:0;mso-wrap-distance-right:0;mso-position-horizontal-relative:page" coordsize="43002,5943" o:gfxdata="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">
-                <v:shape id="Graphic 5" o:spid="_x0000_s1027" style="position:absolute;left:63;top:63;width:42875;height:5817;visibility:visible;mso-wrap-style:square;v-text-anchor:top" coordsize="4287520,581660" o:gfxdata="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" path="m3053334,l1234186,r-52172,2184l1139428,8143r-28704,8841l1100201,27813r,83058l,110871,535939,346329,,581660r1502156,l1554273,579495r42593,-5916l1625599,564782r10542,-10808l1625600,543218r-28734,-8802l1554273,528470r-52117,-2182l1234186,526288r-52172,-2165l1139428,518207r-28704,-8797l1100201,498602r10523,-10756l1139428,479044r42586,-5946l1234186,470916r1819148,l3105505,473098r42586,5946l3176795,487846r10524,10756l3176795,509410r-28704,8797l3105505,524123r-52171,2165l2785364,526288r-52118,2182l2690653,534416r-28733,8802l2651379,553974r10541,10808l2690653,573579r42593,5916l2785364,581660r1502156,l3751579,346329,4287520,110871r-1100201,l3187319,27813,3176795,16984,3148091,8143,3105505,2184,3053334,xe" fillcolor="#5b9bd4" stroked="f">
+              <v:group w14:anchorId="378DB9A3" id="Group 158395222" o:spid="_x0000_s1026" style="position:absolute;margin-left:127.65pt;margin-top:13.6pt;width:338.6pt;height:46.8pt;z-index:-251657216;mso-wrap-distance-left:0;mso-wrap-distance-right:0;mso-position-horizontal-relative:page" coordsize="43002,5943" o:gfxdata="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">
+                <v:shape id="Graphic 5" o:spid="_x0000_s1027" style="position:absolute;left:63;top:63;width:42875;height:5817;visibility:visible;mso-wrap-style:square;v-text-anchor:top" coordsize="4287520,581660" o:gfxdata="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" path="m3053334,l1234186,r-52172,2184l1139428,8143r-28704,8841l1100201,27813r,83058l,110871,535939,346329,,581660r1502156,l1554273,579495r42593,-5916l1625599,564782r10542,-10808l1625600,543218r-28734,-8802l1554273,528470r-52117,-2182l1234186,526288r-52172,-2165l1139428,518207r-28704,-8797l1100201,498602r10523,-10756l1139428,479044r42586,-5946l1234186,470916r1819148,l3105505,473098r42586,5946l3176795,487846r10524,10756l3176795,509410r-28704,8797l3105505,524123r-52171,2165l2785364,526288r-52118,2182l2690653,534416r-28733,8802l2651379,553974r10541,10808l2690653,573579r42593,5916l2785364,581660r1502156,l3751579,346329,4287520,110871r-1100201,l3187319,27813,3176795,16984,3148091,8143,3105505,2184,3053334,xe" fillcolor="#5b9bd4" stroked="f">
                   <v:path arrowok="t"/>
                 </v:shape>
-                <v:shape id="Graphic 6" o:spid="_x0000_s1028" style="position:absolute;left:11065;top:4772;width:20872;height:832;visibility:visible;mso-wrap-style:square;v-text-anchor:top" coordsize="2087245,83185" o:gfxdata="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" path="m535940,l133985,,81813,2182,39227,8127,10523,16930,,27686,10523,38494r28704,8797l81813,53207r52172,2165l401955,55372r52117,2182l496665,63500r28734,8802l535940,83057,535940,xem1953133,l1551178,r,83057l1561719,72302r28733,-8802l1633045,57554r52118,-2182l1953133,55372r52171,-2165l2047890,47291r28704,-8797l2087118,27686,2076594,16930,2047890,8127,2005304,2182,1953133,xe" fillcolor="#487cab" stroked="f">
+                <v:shape id="Graphic 6" o:spid="_x0000_s1028" style="position:absolute;left:11065;top:4772;width:20872;height:832;visibility:visible;mso-wrap-style:square;v-text-anchor:top" coordsize="2087245,83185" o:gfxdata="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" path="m535940,l133985,,81813,2182,39227,8127,10523,16930,,27686,10523,38494r28704,8797l81813,53207r52172,2165l401955,55372r52117,2182l496665,63500r28734,8802l535940,83057,535940,xem1953133,l1551178,r,83057l1561719,72302r28733,-8802l1633045,57554r52118,-2182l1953133,55372r52171,-2165l2047890,47291r28704,-8797l2087118,27686,2076594,16930,2047890,8127,2005304,2182,1953133,xe" fillcolor="#487cab" stroked="f">
                   <v:path arrowok="t"/>
                 </v:shape>
-                <v:shape id="Graphic 7" o:spid="_x0000_s1029" style="position:absolute;left:63;top:63;width:42875;height:5817;visibility:visible;mso-wrap-style:square;v-text-anchor:top" coordsize="4287520,581660" o:gfxdata="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" path="m,581660l535939,346329,,110871r1100201,l1100201,27813r10523,-10829l1139428,8143r42586,-5959l1234186,,3053334,r52171,2184l3148091,8143r28704,8841l3187319,27813r,83058l4287520,110871,3751579,346329r535941,235331l2785364,581660r-52118,-2165l2690653,573579r-28733,-8797l2651379,553974r10541,-10756l2690653,534416r42593,-5946l2785364,526288r267970,l3105505,524123r42586,-5916l3176795,509410r10524,-10808l3176795,487846r-28704,-8802l3105505,473098r-52171,-2182l1234186,470916r-52172,2182l1139428,479044r-28704,8802l1100201,498602r10523,10808l1139428,518207r42586,5916l1234186,526288r267970,l1554273,528470r42593,5946l1625599,543218r10542,10756l1625600,564782r-28734,8797l1554273,579495r-52117,2165l,581660xem1636141,470916r,83058em2651379,553974r,-83058em1100201,498602r,-387731em3187319,110871r,387731e" filled="f" strokecolor="#41709c" strokeweight="1pt">
+                <v:shape id="Graphic 7" o:spid="_x0000_s1029" style="position:absolute;left:63;top:63;width:42875;height:5817;visibility:visible;mso-wrap-style:square;v-text-anchor:top" coordsize="4287520,581660" o:gfxdata="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" path="m,581660l535939,346329,,110871r1100201,l1100201,27813r10523,-10829l1139428,8143r42586,-5959l1234186,,3053334,r52171,2184l3148091,8143r28704,8841l3187319,27813r,83058l4287520,110871,3751579,346329r535941,235331l2785364,581660r-52118,-2165l2690653,573579r-28733,-8797l2651379,553974r10541,-10756l2690653,534416r42593,-5946l2785364,526288r267970,l3105505,524123r42586,-5916l3176795,509410r10524,-10808l3176795,487846r-28704,-8802l3105505,473098r-52171,-2182l1234186,470916r-52172,2182l1139428,479044r-28704,8802l1100201,498602r10523,10808l1139428,518207r42586,5916l1234186,526288r267970,l1554273,528470r42593,5946l1625599,543218r10542,10756l1625600,564782r-28734,8797l1554273,579495r-52117,2165l,581660xem1636141,470916r,83058em2651379,553974r,-83058em1100201,498602r,-387731em3187319,110871r,387731e" filled="f" strokecolor="#41709c" strokeweight="1pt">
                   <v:path arrowok="t"/>
                 </v:shape>
                 <v:shapetype id="_x0000_t202" coordsize="21600,21600" o:spt="202" path="m,l,21600r21600,l21600,xe">
                   <v:stroke joinstyle="miter"/>
                   <v:path gradientshapeok="t" o:connecttype="rect"/>
                 </v:shapetype>
-                <v:shape id="Textbox 8" o:spid="_x0000_s1030" type="#_x0000_t202" style="position:absolute;width:43002;height:5943;visibility:visible;mso-wrap-style:square;v-text-anchor:top" o:gfxdata="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" filled="f" stroked="f">
+                <v:shape id="Textbox 8" o:spid="_x0000_s1030" type="#_x0000_t202" style="position:absolute;width:43002;height:5943;visibility:visible;mso-wrap-style:square;v-text-anchor:top" o:gfxdata="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" filled="f" stroked="f">
                   <v:textbox inset="0,0,0,0">
                     <w:txbxContent>
                       <w:p>
@@ -2054,7 +2052,7 @@
               <w:rPr>
                 <w:sz w:val="24"/>
               </w:rPr>
-              <w:t>48</w:t>
+              <w:t>08</w:t>
             </w:r>
           </w:p>
         </w:tc>
@@ -2076,7 +2074,7 @@
               <w:rPr>
                 <w:sz w:val="24"/>
               </w:rPr>
-              <w:t>24213200231</w:t>
+              <w:t>24213200117</w:t>
             </w:r>
           </w:p>
         </w:tc>
@@ -2107,11 +2105,19 @@
                 <w:sz w:val="24"/>
               </w:rPr>
             </w:pPr>
-            <w:r>
-              <w:rPr>
-                <w:sz w:val="24"/>
-              </w:rPr>
-              <w:t>Atharv Milind Suryavanshi</w:t>
+            <w:proofErr w:type="spellStart"/>
+            <w:r>
+              <w:rPr>
+                <w:sz w:val="24"/>
+              </w:rPr>
+              <w:t>Mahammadsaad</w:t>
+            </w:r>
+            <w:proofErr w:type="spellEnd"/>
+            <w:r>
+              <w:rPr>
+                <w:sz w:val="24"/>
+              </w:rPr>
+              <w:t xml:space="preserve"> Zakir Bagwan</w:t>
             </w:r>
           </w:p>
         </w:tc>
@@ -2261,13 +2267,7 @@
         <w:rPr>
           <w:color w:val="00AFEF"/>
         </w:rPr>
-        <w:t>“</w:t>
-      </w:r>
-      <w:r>
-        <w:rPr>
-          <w:color w:val="00AFEF"/>
-        </w:rPr>
-        <w:t>INTERNSHIP</w:t>
+        <w:t>“INTERNSHIP</w:t>
       </w:r>
       <w:r>
         <w:rPr>
@@ -2604,63 +2604,14 @@
           <w:sz w:val="24"/>
           <w:szCs w:val="24"/>
         </w:rPr>
-        <w:t>Mr</w:t>
+        <w:t>M</w:t>
       </w:r>
       <w:r>
         <w:rPr>
           <w:sz w:val="24"/>
           <w:szCs w:val="24"/>
         </w:rPr>
-        <w:t>s</w:t>
-      </w:r>
-      <w:r>
-        <w:rPr>
-          <w:sz w:val="24"/>
-          <w:szCs w:val="24"/>
-        </w:rPr>
-        <w:t xml:space="preserve">. </w:t>
-      </w:r>
-      <w:r>
-        <w:rPr>
-          <w:sz w:val="24"/>
-          <w:szCs w:val="24"/>
-        </w:rPr>
-        <w:t>S</w:t>
-      </w:r>
-      <w:r>
-        <w:rPr>
-          <w:sz w:val="24"/>
-          <w:szCs w:val="24"/>
-        </w:rPr>
-        <w:t xml:space="preserve">. </w:t>
-      </w:r>
-      <w:r>
-        <w:rPr>
-          <w:sz w:val="24"/>
-          <w:szCs w:val="24"/>
-        </w:rPr>
-        <w:t>M</w:t>
-      </w:r>
-      <w:r>
-        <w:rPr>
-          <w:sz w:val="24"/>
-          <w:szCs w:val="24"/>
-        </w:rPr>
-        <w:t xml:space="preserve">. </w:t>
-      </w:r>
-      <w:r>
-        <w:rPr>
-          <w:sz w:val="24"/>
-          <w:szCs w:val="24"/>
-        </w:rPr>
-        <w:t>Mali</w:t>
-      </w:r>
-      <w:r>
-        <w:rPr>
-          <w:sz w:val="24"/>
-          <w:szCs w:val="24"/>
-        </w:rPr>
-        <w:t xml:space="preserve"> </w:t>
+        <w:t>rs. D. A. Bhosale</w:t>
       </w:r>
       <w:r>
         <w:rPr>
@@ -2823,12 +2774,25 @@
     <w:p>
       <w:pPr>
         <w:pStyle w:val="Heading3"/>
+        <w:ind w:left="0" w:firstLine="0"/>
       </w:pPr>
     </w:p>
     <w:p>
       <w:pPr>
         <w:pStyle w:val="Heading3"/>
       </w:pPr>
+      <w:r>
+        <w:t>(EXTERNAL Examiner)</w:t>
+      </w:r>
+      <w:r>
+        <w:t xml:space="preserve"> </w:t>
+      </w:r>
+      <w:r>
+        <w:t xml:space="preserve">                                                      </w:t>
+      </w:r>
+      <w:r>
+        <w:t>Industry Supervisor</w:t>
+      </w:r>
     </w:p>
     <w:p>
       <w:pPr>
@@ -2838,30 +2802,16 @@
         </w:rPr>
       </w:pPr>
       <w:r>
-        <w:t>(EXTERNAL Examiner)</w:t>
+        <w:rPr>
+          <w:sz w:val="20"/>
+        </w:rPr>
+        <w:t xml:space="preserve"> </w:t>
       </w:r>
     </w:p>
     <w:p>
       <w:pPr>
         <w:pStyle w:val="Heading3"/>
         <w:rPr>
-          <w:sz w:val="20"/>
-        </w:rPr>
-      </w:pPr>
-    </w:p>
-    <w:p>
-      <w:pPr>
-        <w:pStyle w:val="Heading3"/>
-        <w:rPr>
-          <w:sz w:val="20"/>
-        </w:rPr>
-      </w:pPr>
-    </w:p>
-    <w:p>
-      <w:pPr>
-        <w:pStyle w:val="BodyText"/>
-        <w:rPr>
-          <w:b/>
           <w:sz w:val="20"/>
         </w:rPr>
       </w:pPr>
@@ -2907,13 +2857,7 @@
         <w:jc w:val="both"/>
       </w:pPr>
       <w:r>
-        <w:t xml:space="preserve">An </w:t>
-      </w:r>
-      <w:r>
-        <w:t>endeavor</w:t>
-      </w:r>
-      <w:r>
-        <w:t xml:space="preserve"> over long period can be successful only with advice and guidance of many</w:t>
+        <w:t>An endeavor over long period can be successful only with advice and guidance of many</w:t>
       </w:r>
       <w:r>
         <w:rPr>
@@ -2949,10 +2893,7 @@
         <w:t xml:space="preserve"> </w:t>
       </w:r>
       <w:r>
-        <w:t>to</w:t>
-      </w:r>
-      <w:r>
-        <w:t xml:space="preserve"> HOD</w:t>
+        <w:t>to HOD</w:t>
       </w:r>
       <w:r>
         <w:rPr>
@@ -3184,79 +3125,12 @@
       <w:r>
         <w:rPr>
           <w:b/>
-        </w:rPr>
-        <w:t>Mr</w:t>
-      </w:r>
-      <w:r>
-        <w:rPr>
-          <w:b/>
-        </w:rPr>
-        <w:t>s</w:t>
-      </w:r>
-      <w:r>
-        <w:rPr>
-          <w:b/>
-        </w:rPr>
-        <w:t>.</w:t>
-      </w:r>
-      <w:r>
-        <w:rPr>
-          <w:b/>
-        </w:rPr>
-        <w:t xml:space="preserve"> </w:t>
-      </w:r>
-      <w:r>
-        <w:rPr>
-          <w:b/>
-        </w:rPr>
-        <w:t>S</w:t>
-      </w:r>
-      <w:r>
-        <w:rPr>
-          <w:b/>
-        </w:rPr>
-        <w:t>.</w:t>
-      </w:r>
-      <w:r>
-        <w:rPr>
-          <w:b/>
-          <w:spacing w:val="-15"/>
-        </w:rPr>
-        <w:t xml:space="preserve"> </w:t>
-      </w:r>
-      <w:r>
-        <w:rPr>
-          <w:b/>
-          <w:spacing w:val="-15"/>
-        </w:rPr>
-        <w:t>M</w:t>
-      </w:r>
-      <w:r>
-        <w:rPr>
-          <w:b/>
-          <w:spacing w:val="-15"/>
-        </w:rPr>
-        <w:t>.</w:t>
-      </w:r>
-      <w:r>
-        <w:rPr>
-          <w:b/>
-          <w:spacing w:val="-15"/>
-        </w:rPr>
-        <w:t xml:space="preserve"> </w:t>
-      </w:r>
-      <w:r>
-        <w:rPr>
-          <w:b/>
-          <w:spacing w:val="-15"/>
-        </w:rPr>
-        <w:t>Mali</w:t>
-      </w:r>
-      <w:r>
-        <w:t xml:space="preserve"> </w:t>
-      </w:r>
-      <w:r>
-        <w:t>for sparing their valuable time to extend help in every step of our project.</w:t>
+          <w:bCs/>
+        </w:rPr>
+        <w:t>Mrs. D. A. Bhosale</w:t>
+      </w:r>
+      <w:r>
+        <w:t xml:space="preserve"> for sparing their valuable time to extend help in every step of our project.</w:t>
       </w:r>
     </w:p>
     <w:p>
@@ -3359,18 +3233,19 @@
                 <w:sz w:val="24"/>
               </w:rPr>
             </w:pPr>
-            <w:r>
-              <w:rPr>
-                <w:sz w:val="24"/>
-              </w:rPr>
-              <w:t xml:space="preserve">    </w:t>
-            </w:r>
-            <w:r>
-              <w:rPr>
-                <w:spacing w:val="28"/>
-                <w:sz w:val="24"/>
-              </w:rPr>
-              <w:t>Atharv Milind Suryavanshi</w:t>
+            <w:proofErr w:type="spellStart"/>
+            <w:r>
+              <w:rPr>
+                <w:sz w:val="24"/>
+              </w:rPr>
+              <w:t>Mahammadsaad</w:t>
+            </w:r>
+            <w:proofErr w:type="spellEnd"/>
+            <w:r>
+              <w:rPr>
+                <w:sz w:val="24"/>
+              </w:rPr>
+              <w:t xml:space="preserve"> Zakir Bagwan</w:t>
             </w:r>
           </w:p>
         </w:tc>
@@ -3381,6 +3256,208 @@
         <w:spacing w:line="256" w:lineRule="exact"/>
         <w:rPr>
           <w:sz w:val="24"/>
+        </w:rPr>
+        <w:sectPr>
+          <w:pgSz w:w="11910" w:h="16840"/>
+          <w:pgMar w:top="1200" w:right="1040" w:bottom="280" w:left="1300" w:header="720" w:footer="720" w:gutter="0"/>
+          <w:pgBorders w:offsetFrom="page">
+            <w:top w:val="single" w:sz="36" w:space="24" w:color="000000"/>
+            <w:left w:val="single" w:sz="36" w:space="24" w:color="000000"/>
+            <w:bottom w:val="single" w:sz="36" w:space="24" w:color="000000"/>
+            <w:right w:val="single" w:sz="36" w:space="24" w:color="000000"/>
+          </w:pgBorders>
+          <w:cols w:space="720"/>
+        </w:sectPr>
+      </w:pPr>
+    </w:p>
+    <w:p>
+      <w:pPr>
+        <w:pStyle w:val="Heading1"/>
+        <w:ind w:left="0"/>
+        <w:rPr>
+          <w:spacing w:val="-2"/>
+        </w:rPr>
+      </w:pPr>
+      <w:r>
+        <w:rPr>
+          <w:spacing w:val="-2"/>
+        </w:rPr>
+        <w:lastRenderedPageBreak/>
+        <w:t>ABSTRACT</w:t>
+      </w:r>
+    </w:p>
+    <w:p>
+      <w:pPr>
+        <w:pStyle w:val="Heading1"/>
+        <w:ind w:left="0"/>
+        <w:rPr>
+          <w:spacing w:val="-2"/>
+        </w:rPr>
+      </w:pPr>
+    </w:p>
+    <w:p>
+      <w:pPr>
+        <w:pStyle w:val="Heading1"/>
+        <w:ind w:firstLine="710"/>
+        <w:jc w:val="both"/>
+        <w:rPr>
+          <w:b w:val="0"/>
+          <w:bCs w:val="0"/>
+          <w:sz w:val="28"/>
+          <w:szCs w:val="28"/>
+          <w:lang w:val="en-IN"/>
+        </w:rPr>
+      </w:pPr>
+      <w:r>
+        <w:rPr>
+          <w:b w:val="0"/>
+          <w:bCs w:val="0"/>
+          <w:sz w:val="28"/>
+          <w:szCs w:val="28"/>
+          <w:lang w:val="en-IN"/>
+        </w:rPr>
+        <w:t>The industrial training at Mind IT Services, Miraj provided practical exposure to modern web development and helped bridge the gap between academic learning and real-world software development. The training covered HTML, CSS, .NET fundamentals, React.js, Vite, Firebase, payment gateway integration, API integration, testing, deployment, and Git/GitHub.</w:t>
+      </w:r>
+    </w:p>
+    <w:p>
+      <w:pPr>
+        <w:pStyle w:val="Heading1"/>
+        <w:ind w:firstLine="710"/>
+        <w:jc w:val="both"/>
+        <w:rPr>
+          <w:b w:val="0"/>
+          <w:bCs w:val="0"/>
+          <w:sz w:val="28"/>
+          <w:szCs w:val="28"/>
+          <w:lang w:val="en-IN"/>
+        </w:rPr>
+      </w:pPr>
+      <w:r>
+        <w:rPr>
+          <w:b w:val="0"/>
+          <w:bCs w:val="0"/>
+          <w:sz w:val="28"/>
+          <w:szCs w:val="28"/>
+          <w:lang w:val="en-IN"/>
+        </w:rPr>
+        <w:t xml:space="preserve">During the training, practical knowledge was applied through web development projects, including the development of </w:t>
+      </w:r>
+      <w:proofErr w:type="spellStart"/>
+      <w:r>
+        <w:rPr>
+          <w:b w:val="0"/>
+          <w:bCs w:val="0"/>
+          <w:sz w:val="28"/>
+          <w:szCs w:val="28"/>
+          <w:lang w:val="en-IN"/>
+        </w:rPr>
+        <w:t>Furni</w:t>
+      </w:r>
+      <w:proofErr w:type="spellEnd"/>
+      <w:r>
+        <w:rPr>
+          <w:b w:val="0"/>
+          <w:bCs w:val="0"/>
+          <w:sz w:val="28"/>
+          <w:szCs w:val="28"/>
+          <w:lang w:val="en-IN"/>
+        </w:rPr>
+        <w:t xml:space="preserve">, a modern and responsive furniture and interior design website. The project was designed to showcase furniture products, interior design services, gallery items, testimonials, blog content, and contact facilities. HTML5, CSS3, </w:t>
+      </w:r>
+      <w:proofErr w:type="gramStart"/>
+      <w:r>
+        <w:rPr>
+          <w:b w:val="0"/>
+          <w:bCs w:val="0"/>
+          <w:sz w:val="28"/>
+          <w:szCs w:val="28"/>
+          <w:lang w:val="en-IN"/>
+        </w:rPr>
+        <w:t>Bootstrap</w:t>
+      </w:r>
+      <w:proofErr w:type="gramEnd"/>
+      <w:r>
+        <w:rPr>
+          <w:b w:val="0"/>
+          <w:bCs w:val="0"/>
+          <w:sz w:val="28"/>
+          <w:szCs w:val="28"/>
+          <w:lang w:val="en-IN"/>
+        </w:rPr>
+        <w:t xml:space="preserve"> 5, and JavaScript were used to create a user-friendly and responsive interface.</w:t>
+      </w:r>
+    </w:p>
+    <w:p>
+      <w:pPr>
+        <w:pStyle w:val="Heading1"/>
+        <w:jc w:val="both"/>
+        <w:rPr>
+          <w:b w:val="0"/>
+          <w:bCs w:val="0"/>
+          <w:sz w:val="28"/>
+          <w:szCs w:val="28"/>
+          <w:lang w:val="en-IN"/>
+        </w:rPr>
+      </w:pPr>
+      <w:r>
+        <w:rPr>
+          <w:b w:val="0"/>
+          <w:bCs w:val="0"/>
+          <w:sz w:val="28"/>
+          <w:szCs w:val="28"/>
+          <w:lang w:val="en-IN"/>
+        </w:rPr>
+        <w:t>The training improved practical programming skills, problem-solving ability, debugging techniques, responsive web design knowledge, and understanding of the complete software development process. Overall, the internship provided valuable industry-oriented experience and a strong foundation for further development in the field of web development.</w:t>
+      </w:r>
+    </w:p>
+    <w:p>
+      <w:pPr>
+        <w:pStyle w:val="Heading1"/>
+        <w:ind w:left="0"/>
+        <w:jc w:val="both"/>
+        <w:rPr>
+          <w:b w:val="0"/>
+          <w:bCs w:val="0"/>
+          <w:sz w:val="28"/>
+          <w:szCs w:val="28"/>
+        </w:rPr>
+      </w:pPr>
+    </w:p>
+    <w:p>
+      <w:pPr>
+        <w:spacing w:line="276" w:lineRule="auto"/>
+        <w:ind w:firstLine="720"/>
+        <w:jc w:val="both"/>
+        <w:rPr>
+          <w:sz w:val="24"/>
+          <w:szCs w:val="24"/>
+        </w:rPr>
+      </w:pPr>
+    </w:p>
+    <w:p>
+      <w:pPr>
+        <w:spacing w:line="276" w:lineRule="auto"/>
+        <w:jc w:val="both"/>
+        <w:rPr>
+          <w:sz w:val="24"/>
+          <w:szCs w:val="24"/>
+        </w:rPr>
+      </w:pPr>
+      <w:r>
+        <w:rPr>
+          <w:sz w:val="24"/>
+          <w:szCs w:val="24"/>
+        </w:rPr>
+        <w:t xml:space="preserve">. </w:t>
+      </w:r>
+    </w:p>
+    <w:p>
+      <w:pPr>
+        <w:spacing w:line="276" w:lineRule="auto"/>
+        <w:jc w:val="both"/>
+        <w:rPr>
+          <w:sz w:val="24"/>
+          <w:szCs w:val="24"/>
         </w:rPr>
         <w:sectPr>
           <w:pgSz w:w="11910" w:h="16840"/>
@@ -3398,14 +3475,15 @@
     <w:p>
       <w:pPr>
         <w:pStyle w:val="Heading1"/>
-        <w:ind w:left="16"/>
+        <w:spacing w:before="61"/>
+        <w:ind w:left="17"/>
       </w:pPr>
       <w:r>
         <w:rPr>
           <w:spacing w:val="-2"/>
         </w:rPr>
         <w:lastRenderedPageBreak/>
-        <w:t>ABSTRACT</w:t>
+        <w:t>INDEX</w:t>
       </w:r>
     </w:p>
     <w:p>
@@ -3413,144 +3491,19 @@
         <w:pStyle w:val="BodyText"/>
         <w:rPr>
           <w:b/>
-          <w:sz w:val="32"/>
+          <w:sz w:val="20"/>
         </w:rPr>
       </w:pPr>
     </w:p>
     <w:p>
       <w:pPr>
-        <w:spacing w:line="276" w:lineRule="auto"/>
-        <w:ind w:firstLine="720"/>
-        <w:jc w:val="both"/>
         <w:rPr>
           <w:sz w:val="24"/>
           <w:szCs w:val="24"/>
         </w:rPr>
-      </w:pPr>
-      <w:r>
-        <w:rPr>
-          <w:sz w:val="24"/>
-          <w:szCs w:val="24"/>
-        </w:rPr>
-        <w:t xml:space="preserve">The 12-week Industrial Internship was successfully completed at </w:t>
-      </w:r>
-      <w:proofErr w:type="spellStart"/>
-      <w:r>
-        <w:rPr>
-          <w:sz w:val="24"/>
-          <w:szCs w:val="24"/>
-        </w:rPr>
-        <w:t>SoftTech</w:t>
-      </w:r>
-      <w:proofErr w:type="spellEnd"/>
-      <w:r>
-        <w:rPr>
-          <w:sz w:val="24"/>
-          <w:szCs w:val="24"/>
-        </w:rPr>
-        <w:t xml:space="preserve"> Computer Training Institute with the objective of gaining practical knowledge in Data Science, Data Analysis using Python, Microsoft Power BI, Power Query Editor, DAX, and Generative AI. The internship was designed to bridge the gap between academic learning and industry requirements through hands-on training, practical assignments, and real-world projects.</w:t>
-      </w:r>
-    </w:p>
-    <w:p>
-      <w:pPr>
-        <w:spacing w:line="276" w:lineRule="auto"/>
-        <w:ind w:firstLine="720"/>
-        <w:jc w:val="both"/>
-        <w:rPr>
-          <w:sz w:val="24"/>
-          <w:szCs w:val="24"/>
-        </w:rPr>
-      </w:pPr>
-      <w:r>
-        <w:rPr>
-          <w:sz w:val="24"/>
-          <w:szCs w:val="24"/>
-        </w:rPr>
-        <w:t>During the internship, comprehensive training was received in Python programming, covering programming fundamentals, object-oriented programming, exception handling, file handling, and data analysis using NumPy, Pandas, Matplotlib, and Seaborn. Practical experience was gained in data cleaning, preprocessing, exploratory data analysis (EDA), feature engineering, and data visualization using real-world datasets.</w:t>
-      </w:r>
-    </w:p>
-    <w:p>
-      <w:pPr>
-        <w:spacing w:line="276" w:lineRule="auto"/>
-        <w:ind w:firstLine="720"/>
-        <w:jc w:val="both"/>
-        <w:rPr>
-          <w:sz w:val="24"/>
-          <w:szCs w:val="24"/>
-        </w:rPr>
-      </w:pPr>
-      <w:r>
-        <w:rPr>
-          <w:sz w:val="24"/>
-          <w:szCs w:val="24"/>
-        </w:rPr>
-        <w:t>The internship also focused on Business Intelligence and Microsoft Power BI, where interactive dashboards and reports were developed using a variety of visualizations. Hands-on experience was gained in Power Query Editor for data transformation, cleaning, merging, and preprocessing, while DAX (Data Analysis Expressions) was used to create calculated columns, measures, and analytical reports for effective business decision-making.</w:t>
-      </w:r>
-    </w:p>
-    <w:p>
-      <w:pPr>
-        <w:spacing w:line="276" w:lineRule="auto"/>
-        <w:ind w:firstLine="720"/>
-        <w:jc w:val="both"/>
-        <w:rPr>
-          <w:sz w:val="24"/>
-          <w:szCs w:val="24"/>
-        </w:rPr>
-      </w:pPr>
-      <w:r>
-        <w:rPr>
-          <w:sz w:val="24"/>
-          <w:szCs w:val="24"/>
-        </w:rPr>
-        <w:t>In addition, exposure was provided to Generative AI tools such as ChatGPT, Google Gemini, and Microsoft Copilot, along with professional communication, Git, GitHub, and workplace practices. The successful completion of assignments, exploratory data analysis projects, and Power BI dashboard projects significantly enhanced technical knowledge, analytical thinking, and problem-solving skills.</w:t>
-      </w:r>
-    </w:p>
-    <w:p>
-      <w:pPr>
-        <w:spacing w:line="276" w:lineRule="auto"/>
-        <w:ind w:firstLine="720"/>
-        <w:jc w:val="both"/>
-        <w:rPr>
-          <w:sz w:val="24"/>
-          <w:szCs w:val="24"/>
-        </w:rPr>
-      </w:pPr>
-      <w:r>
-        <w:rPr>
-          <w:sz w:val="24"/>
-          <w:szCs w:val="24"/>
-        </w:rPr>
-        <w:t>This report presents the training activities, software tools, projects completed, and practical experience gained during the internship. The internship strengthened my foundation in Python, Data Analytics, Power BI, Power Query, and DAX, while improving my professional skills and preparing me for a career in Data Science, Data Analytics, and Business Intelligence.</w:t>
-      </w:r>
-    </w:p>
-    <w:p>
-      <w:pPr>
-        <w:spacing w:line="276" w:lineRule="auto"/>
-        <w:jc w:val="both"/>
-        <w:rPr>
-          <w:sz w:val="24"/>
-          <w:szCs w:val="24"/>
-        </w:rPr>
-      </w:pPr>
-      <w:r>
-        <w:rPr>
-          <w:sz w:val="24"/>
-          <w:szCs w:val="24"/>
-        </w:rPr>
-        <w:t xml:space="preserve">. </w:t>
-      </w:r>
-    </w:p>
-    <w:p>
-      <w:pPr>
-        <w:spacing w:line="276" w:lineRule="auto"/>
-        <w:jc w:val="both"/>
-        <w:rPr>
-          <w:sz w:val="24"/>
-          <w:szCs w:val="24"/>
-        </w:rPr>
         <w:sectPr>
           <w:pgSz w:w="11910" w:h="16840"/>
-          <w:pgMar w:top="1820" w:right="1040" w:bottom="280" w:left="1300" w:header="720" w:footer="720" w:gutter="0"/>
+          <w:pgMar w:top="1360" w:right="1040" w:bottom="280" w:left="1300" w:header="720" w:footer="720" w:gutter="0"/>
           <w:pgBorders w:offsetFrom="page">
             <w:top w:val="single" w:sz="36" w:space="24" w:color="000000"/>
             <w:left w:val="single" w:sz="36" w:space="24" w:color="000000"/>
@@ -3561,42 +3514,10 @@
         </w:sectPr>
       </w:pPr>
     </w:p>
-    <w:p>
-      <w:pPr>
-        <w:pStyle w:val="Heading1"/>
-        <w:spacing w:before="61"/>
-        <w:ind w:left="17"/>
-      </w:pPr>
-      <w:r>
-        <w:rPr>
-          <w:spacing w:val="-2"/>
-        </w:rPr>
-        <w:lastRenderedPageBreak/>
-        <w:t>INDEX</w:t>
-      </w:r>
-    </w:p>
-    <w:p>
-      <w:pPr>
-        <w:pStyle w:val="BodyText"/>
-        <w:rPr>
-          <w:b/>
-          <w:sz w:val="20"/>
-        </w:rPr>
-      </w:pPr>
-    </w:p>
-    <w:p>
-      <w:pPr>
-        <w:pStyle w:val="BodyText"/>
-        <w:spacing w:before="56"/>
-        <w:rPr>
-          <w:b/>
-          <w:sz w:val="20"/>
-        </w:rPr>
-      </w:pPr>
-    </w:p>
     <w:tbl>
       <w:tblPr>
-        <w:tblW w:w="9697" w:type="dxa"/>
+        <w:tblpPr w:leftFromText="180" w:rightFromText="180" w:vertAnchor="text" w:horzAnchor="margin" w:tblpXSpec="center" w:tblpY="646"/>
+        <w:tblW w:w="8681" w:type="dxa"/>
         <w:tblCellSpacing w:w="15" w:type="dxa"/>
         <w:tblBorders>
           <w:top w:val="single" w:sz="4" w:space="0" w:color="auto"/>
@@ -3615,13 +3536,13 @@
         <w:tblLook w:val="04A0" w:firstRow="1" w:lastRow="0" w:firstColumn="1" w:lastColumn="0" w:noHBand="0" w:noVBand="1"/>
       </w:tblPr>
       <w:tblGrid>
-        <w:gridCol w:w="1344"/>
-        <w:gridCol w:w="7477"/>
-        <w:gridCol w:w="876"/>
+        <w:gridCol w:w="851"/>
+        <w:gridCol w:w="6776"/>
+        <w:gridCol w:w="1054"/>
       </w:tblGrid>
       <w:tr>
         <w:trPr>
-          <w:trHeight w:val="1014"/>
+          <w:trHeight w:val="767"/>
           <w:tblHeader/>
           <w:tblCellSpacing w:w="15" w:type="dxa"/>
         </w:trPr>
@@ -3633,18 +3554,25 @@
           </w:tcPr>
           <w:p>
             <w:pPr>
+              <w:spacing w:line="276" w:lineRule="auto"/>
               <w:jc w:val="center"/>
               <w:rPr>
-                <w:sz w:val="24"/>
-                <w:szCs w:val="24"/>
+                <w:b/>
+                <w:bCs/>
+                <w:sz w:val="24"/>
+                <w:szCs w:val="24"/>
+                <w:lang w:val="en-IN"/>
               </w:rPr>
             </w:pPr>
             <w:r>
               <w:rPr>
-                <w:sz w:val="24"/>
-                <w:szCs w:val="24"/>
-              </w:rPr>
-              <w:t>CHAPTER NO.</w:t>
+                <w:b/>
+                <w:bCs/>
+                <w:sz w:val="24"/>
+                <w:szCs w:val="24"/>
+                <w:lang w:val="en-IN"/>
+              </w:rPr>
+              <w:t>Sr. No.</w:t>
             </w:r>
           </w:p>
         </w:tc>
@@ -3656,18 +3584,25 @@
           </w:tcPr>
           <w:p>
             <w:pPr>
+              <w:spacing w:line="276" w:lineRule="auto"/>
               <w:jc w:val="center"/>
               <w:rPr>
-                <w:sz w:val="24"/>
-                <w:szCs w:val="24"/>
+                <w:b/>
+                <w:bCs/>
+                <w:sz w:val="24"/>
+                <w:szCs w:val="24"/>
+                <w:lang w:val="en-IN"/>
               </w:rPr>
             </w:pPr>
             <w:r>
               <w:rPr>
-                <w:sz w:val="24"/>
-                <w:szCs w:val="24"/>
-              </w:rPr>
-              <w:t>TITLE</w:t>
+                <w:b/>
+                <w:bCs/>
+                <w:sz w:val="24"/>
+                <w:szCs w:val="24"/>
+                <w:lang w:val="en-IN"/>
+              </w:rPr>
+              <w:t>Chapter / Section</w:t>
             </w:r>
           </w:p>
         </w:tc>
@@ -3679,25 +3614,32 @@
           </w:tcPr>
           <w:p>
             <w:pPr>
+              <w:spacing w:line="276" w:lineRule="auto"/>
               <w:jc w:val="center"/>
               <w:rPr>
-                <w:sz w:val="24"/>
-                <w:szCs w:val="24"/>
+                <w:b/>
+                <w:bCs/>
+                <w:sz w:val="24"/>
+                <w:szCs w:val="24"/>
+                <w:lang w:val="en-IN"/>
               </w:rPr>
             </w:pPr>
             <w:r>
               <w:rPr>
-                <w:sz w:val="24"/>
-                <w:szCs w:val="24"/>
-              </w:rPr>
-              <w:t>PAGE NO.</w:t>
+                <w:b/>
+                <w:bCs/>
+                <w:sz w:val="24"/>
+                <w:szCs w:val="24"/>
+                <w:lang w:val="en-IN"/>
+              </w:rPr>
+              <w:t>Page No.</w:t>
             </w:r>
           </w:p>
         </w:tc>
       </w:tr>
       <w:tr>
         <w:trPr>
-          <w:trHeight w:val="980"/>
+          <w:trHeight w:val="767"/>
           <w:tblCellSpacing w:w="15" w:type="dxa"/>
         </w:trPr>
         <w:tc>
@@ -3708,18 +3650,23 @@
           </w:tcPr>
           <w:p>
             <w:pPr>
+              <w:spacing w:line="276" w:lineRule="auto"/>
               <w:jc w:val="center"/>
               <w:rPr>
                 <w:sz w:val="24"/>
                 <w:szCs w:val="24"/>
+                <w:lang w:val="en-IN"/>
               </w:rPr>
             </w:pPr>
             <w:r>
               <w:rPr>
-                <w:sz w:val="24"/>
-                <w:szCs w:val="24"/>
-              </w:rPr>
-              <w:t>1.</w:t>
+                <w:b/>
+                <w:bCs/>
+                <w:sz w:val="24"/>
+                <w:szCs w:val="24"/>
+                <w:lang w:val="en-IN"/>
+              </w:rPr>
+              <w:t>1</w:t>
             </w:r>
           </w:p>
         </w:tc>
@@ -3731,34 +3678,21 @@
           </w:tcPr>
           <w:p>
             <w:pPr>
+              <w:spacing w:line="276" w:lineRule="auto"/>
               <w:jc w:val="center"/>
               <w:rPr>
                 <w:sz w:val="24"/>
                 <w:szCs w:val="24"/>
+                <w:lang w:val="en-IN"/>
               </w:rPr>
             </w:pPr>
             <w:r>
               <w:rPr>
                 <w:sz w:val="24"/>
                 <w:szCs w:val="24"/>
-              </w:rPr>
-              <w:t xml:space="preserve">Organization Structure of </w:t>
-            </w:r>
-            <w:proofErr w:type="spellStart"/>
-            <w:r>
-              <w:rPr>
-                <w:sz w:val="24"/>
-                <w:szCs w:val="24"/>
-              </w:rPr>
-              <w:t>SoftTech</w:t>
-            </w:r>
-            <w:proofErr w:type="spellEnd"/>
-            <w:r>
-              <w:rPr>
-                <w:sz w:val="24"/>
-                <w:szCs w:val="24"/>
-              </w:rPr>
-              <w:t xml:space="preserve"> Computer Training Institute and General Layout</w:t>
+                <w:lang w:val="en-IN"/>
+              </w:rPr>
+              <w:t>Chapter 1: Organization Structure of Industry and General Layout</w:t>
             </w:r>
           </w:p>
         </w:tc>
@@ -3770,32 +3704,28 @@
           </w:tcPr>
           <w:p>
             <w:pPr>
+              <w:spacing w:line="276" w:lineRule="auto"/>
               <w:jc w:val="center"/>
               <w:rPr>
                 <w:sz w:val="24"/>
                 <w:szCs w:val="24"/>
+                <w:lang w:val="en-IN"/>
               </w:rPr>
             </w:pPr>
             <w:r>
               <w:rPr>
                 <w:sz w:val="24"/>
                 <w:szCs w:val="24"/>
-              </w:rPr>
-              <w:t xml:space="preserve">1 – </w:t>
-            </w:r>
-            <w:r>
-              <w:rPr>
-                <w:sz w:val="24"/>
-                <w:szCs w:val="24"/>
-              </w:rPr>
-              <w:t>2</w:t>
+                <w:lang w:val="en-IN"/>
+              </w:rPr>
+              <w:t>1–3</w:t>
             </w:r>
           </w:p>
         </w:tc>
       </w:tr>
       <w:tr>
         <w:trPr>
-          <w:trHeight w:val="1014"/>
+          <w:trHeight w:val="767"/>
           <w:tblCellSpacing w:w="15" w:type="dxa"/>
         </w:trPr>
         <w:tc>
@@ -3806,18 +3736,23 @@
           </w:tcPr>
           <w:p>
             <w:pPr>
+              <w:spacing w:line="276" w:lineRule="auto"/>
               <w:jc w:val="center"/>
               <w:rPr>
                 <w:sz w:val="24"/>
                 <w:szCs w:val="24"/>
+                <w:lang w:val="en-IN"/>
               </w:rPr>
             </w:pPr>
             <w:r>
               <w:rPr>
-                <w:sz w:val="24"/>
-                <w:szCs w:val="24"/>
-              </w:rPr>
-              <w:t>2.</w:t>
+                <w:b/>
+                <w:bCs/>
+                <w:sz w:val="24"/>
+                <w:szCs w:val="24"/>
+                <w:lang w:val="en-IN"/>
+              </w:rPr>
+              <w:t>2</w:t>
             </w:r>
           </w:p>
         </w:tc>
@@ -3829,34 +3764,21 @@
           </w:tcPr>
           <w:p>
             <w:pPr>
+              <w:spacing w:line="276" w:lineRule="auto"/>
               <w:jc w:val="center"/>
               <w:rPr>
                 <w:sz w:val="24"/>
                 <w:szCs w:val="24"/>
+                <w:lang w:val="en-IN"/>
               </w:rPr>
             </w:pPr>
             <w:r>
               <w:rPr>
                 <w:sz w:val="24"/>
                 <w:szCs w:val="24"/>
-              </w:rPr>
-              <w:t xml:space="preserve">Introduction to </w:t>
-            </w:r>
-            <w:proofErr w:type="spellStart"/>
-            <w:r>
-              <w:rPr>
-                <w:sz w:val="24"/>
-                <w:szCs w:val="24"/>
-              </w:rPr>
-              <w:t>SoftTech</w:t>
-            </w:r>
-            <w:proofErr w:type="spellEnd"/>
-            <w:r>
-              <w:rPr>
-                <w:sz w:val="24"/>
-                <w:szCs w:val="24"/>
-              </w:rPr>
-              <w:t xml:space="preserve"> Computer Training Institute (History, Vision, Services, Training Programs, Infrastructure and Organization Details)</w:t>
+                <w:lang w:val="en-IN"/>
+              </w:rPr>
+              <w:t>Chapter 2: Introduction to Industry / Organization</w:t>
             </w:r>
           </w:p>
         </w:tc>
@@ -3868,39 +3790,28 @@
           </w:tcPr>
           <w:p>
             <w:pPr>
+              <w:spacing w:line="276" w:lineRule="auto"/>
               <w:jc w:val="center"/>
               <w:rPr>
                 <w:sz w:val="24"/>
                 <w:szCs w:val="24"/>
+                <w:lang w:val="en-IN"/>
               </w:rPr>
             </w:pPr>
             <w:r>
               <w:rPr>
                 <w:sz w:val="24"/>
                 <w:szCs w:val="24"/>
-              </w:rPr>
-              <w:t>3</w:t>
-            </w:r>
-            <w:r>
-              <w:rPr>
-                <w:sz w:val="24"/>
-                <w:szCs w:val="24"/>
-              </w:rPr>
-              <w:t xml:space="preserve"> – </w:t>
-            </w:r>
-            <w:r>
-              <w:rPr>
-                <w:sz w:val="24"/>
-                <w:szCs w:val="24"/>
-              </w:rPr>
-              <w:t>7</w:t>
+                <w:lang w:val="en-IN"/>
+              </w:rPr>
+              <w:t>4–6</w:t>
             </w:r>
           </w:p>
         </w:tc>
       </w:tr>
       <w:tr>
         <w:trPr>
-          <w:trHeight w:val="1521"/>
+          <w:trHeight w:val="767"/>
           <w:tblCellSpacing w:w="15" w:type="dxa"/>
         </w:trPr>
         <w:tc>
@@ -3911,18 +3822,23 @@
           </w:tcPr>
           <w:p>
             <w:pPr>
+              <w:spacing w:line="276" w:lineRule="auto"/>
               <w:jc w:val="center"/>
               <w:rPr>
                 <w:sz w:val="24"/>
                 <w:szCs w:val="24"/>
+                <w:lang w:val="en-IN"/>
               </w:rPr>
             </w:pPr>
             <w:r>
               <w:rPr>
-                <w:sz w:val="24"/>
-                <w:szCs w:val="24"/>
-              </w:rPr>
-              <w:t>3.</w:t>
+                <w:b/>
+                <w:bCs/>
+                <w:sz w:val="24"/>
+                <w:szCs w:val="24"/>
+                <w:lang w:val="en-IN"/>
+              </w:rPr>
+              <w:t>3</w:t>
             </w:r>
           </w:p>
         </w:tc>
@@ -3934,18 +3850,21 @@
           </w:tcPr>
           <w:p>
             <w:pPr>
+              <w:spacing w:line="276" w:lineRule="auto"/>
               <w:jc w:val="center"/>
               <w:rPr>
                 <w:sz w:val="24"/>
                 <w:szCs w:val="24"/>
+                <w:lang w:val="en-IN"/>
               </w:rPr>
             </w:pPr>
             <w:r>
               <w:rPr>
                 <w:sz w:val="24"/>
                 <w:szCs w:val="24"/>
-              </w:rPr>
-              <w:t>Major Hardware, Software, Development Tools and Technologies Used During Internship (Python, VS Code, Jupyter Notebook, Power BI, NumPy, Pandas, Matplotlib, Seaborn, Git &amp; GitHub, AI Tools)</w:t>
+                <w:lang w:val="en-IN"/>
+              </w:rPr>
+              <w:t>Chapter 3: Major Hardware / Software Used</w:t>
             </w:r>
           </w:p>
         </w:tc>
@@ -3957,39 +3876,28 @@
           </w:tcPr>
           <w:p>
             <w:pPr>
+              <w:spacing w:line="276" w:lineRule="auto"/>
               <w:jc w:val="center"/>
               <w:rPr>
                 <w:sz w:val="24"/>
                 <w:szCs w:val="24"/>
+                <w:lang w:val="en-IN"/>
               </w:rPr>
             </w:pPr>
             <w:r>
               <w:rPr>
                 <w:sz w:val="24"/>
                 <w:szCs w:val="24"/>
-              </w:rPr>
-              <w:t>8</w:t>
-            </w:r>
-            <w:r>
-              <w:rPr>
-                <w:sz w:val="24"/>
-                <w:szCs w:val="24"/>
-              </w:rPr>
-              <w:t xml:space="preserve"> – </w:t>
-            </w:r>
-            <w:r>
-              <w:rPr>
-                <w:sz w:val="24"/>
-                <w:szCs w:val="24"/>
-              </w:rPr>
-              <w:t>14</w:t>
+                <w:lang w:val="en-IN"/>
+              </w:rPr>
+              <w:t>7–8</w:t>
             </w:r>
           </w:p>
         </w:tc>
       </w:tr>
       <w:tr>
         <w:trPr>
-          <w:trHeight w:val="1521"/>
+          <w:trHeight w:val="767"/>
           <w:tblCellSpacing w:w="15" w:type="dxa"/>
         </w:trPr>
         <w:tc>
@@ -4000,18 +3908,23 @@
           </w:tcPr>
           <w:p>
             <w:pPr>
+              <w:spacing w:line="276" w:lineRule="auto"/>
               <w:jc w:val="center"/>
               <w:rPr>
                 <w:sz w:val="24"/>
                 <w:szCs w:val="24"/>
+                <w:lang w:val="en-IN"/>
               </w:rPr>
             </w:pPr>
             <w:r>
               <w:rPr>
-                <w:sz w:val="24"/>
-                <w:szCs w:val="24"/>
-              </w:rPr>
-              <w:t>4.</w:t>
+                <w:b/>
+                <w:bCs/>
+                <w:sz w:val="24"/>
+                <w:szCs w:val="24"/>
+                <w:lang w:val="en-IN"/>
+              </w:rPr>
+              <w:t>4</w:t>
             </w:r>
           </w:p>
         </w:tc>
@@ -4023,18 +3936,21 @@
           </w:tcPr>
           <w:p>
             <w:pPr>
+              <w:spacing w:line="276" w:lineRule="auto"/>
               <w:jc w:val="center"/>
               <w:rPr>
                 <w:sz w:val="24"/>
                 <w:szCs w:val="24"/>
+                <w:lang w:val="en-IN"/>
               </w:rPr>
             </w:pPr>
             <w:r>
               <w:rPr>
                 <w:sz w:val="24"/>
                 <w:szCs w:val="24"/>
-              </w:rPr>
-              <w:t>Training Methodology, Learning Process and Data Science Workflow (Python Programming, Data Analysis, Data Cleaning, EDA, Business Intelligence, Power BI Development)</w:t>
+                <w:lang w:val="en-IN"/>
+              </w:rPr>
+              <w:t>Chapter 4: Processes / Methodologies</w:t>
             </w:r>
           </w:p>
         </w:tc>
@@ -4046,53 +3962,28 @@
           </w:tcPr>
           <w:p>
             <w:pPr>
+              <w:spacing w:line="276" w:lineRule="auto"/>
               <w:jc w:val="center"/>
               <w:rPr>
                 <w:sz w:val="24"/>
                 <w:szCs w:val="24"/>
+                <w:lang w:val="en-IN"/>
               </w:rPr>
             </w:pPr>
             <w:r>
               <w:rPr>
                 <w:sz w:val="24"/>
                 <w:szCs w:val="24"/>
-              </w:rPr>
-              <w:t>1</w:t>
-            </w:r>
-            <w:r>
-              <w:rPr>
-                <w:sz w:val="24"/>
-                <w:szCs w:val="24"/>
-              </w:rPr>
-              <w:t xml:space="preserve">5 </w:t>
-            </w:r>
-            <w:r>
-              <w:rPr>
-                <w:sz w:val="24"/>
-                <w:szCs w:val="24"/>
-              </w:rPr>
-              <w:t xml:space="preserve">– </w:t>
-            </w:r>
-            <w:r>
-              <w:rPr>
-                <w:sz w:val="24"/>
-                <w:szCs w:val="24"/>
-              </w:rPr>
-              <w:t>2</w:t>
-            </w:r>
-            <w:r>
-              <w:rPr>
-                <w:sz w:val="24"/>
-                <w:szCs w:val="24"/>
-              </w:rPr>
-              <w:t>1</w:t>
+                <w:lang w:val="en-IN"/>
+              </w:rPr>
+              <w:t>9</w:t>
             </w:r>
           </w:p>
         </w:tc>
       </w:tr>
       <w:tr>
         <w:trPr>
-          <w:trHeight w:val="1490"/>
+          <w:trHeight w:val="767"/>
           <w:tblCellSpacing w:w="15" w:type="dxa"/>
         </w:trPr>
         <w:tc>
@@ -4103,18 +3994,23 @@
           </w:tcPr>
           <w:p>
             <w:pPr>
+              <w:spacing w:line="276" w:lineRule="auto"/>
               <w:jc w:val="center"/>
               <w:rPr>
                 <w:sz w:val="24"/>
                 <w:szCs w:val="24"/>
+                <w:lang w:val="en-IN"/>
               </w:rPr>
             </w:pPr>
             <w:r>
               <w:rPr>
-                <w:sz w:val="24"/>
-                <w:szCs w:val="24"/>
-              </w:rPr>
-              <w:t>5.</w:t>
+                <w:b/>
+                <w:bCs/>
+                <w:sz w:val="24"/>
+                <w:szCs w:val="24"/>
+                <w:lang w:val="en-IN"/>
+              </w:rPr>
+              <w:t>5</w:t>
             </w:r>
           </w:p>
         </w:tc>
@@ -4126,18 +4022,21 @@
           </w:tcPr>
           <w:p>
             <w:pPr>
+              <w:spacing w:line="276" w:lineRule="auto"/>
               <w:jc w:val="center"/>
               <w:rPr>
                 <w:sz w:val="24"/>
                 <w:szCs w:val="24"/>
+                <w:lang w:val="en-IN"/>
               </w:rPr>
             </w:pPr>
             <w:r>
               <w:rPr>
                 <w:sz w:val="24"/>
                 <w:szCs w:val="24"/>
-              </w:rPr>
-              <w:t>Testing Procedures, Project Validation and Data Processing Techniques (Python Programs, Dashboard Testing, Data Validation, Power BI Report Verification)</w:t>
+                <w:lang w:val="en-IN"/>
+              </w:rPr>
+              <w:t>Chapter 5: Testing of Software / Tools</w:t>
             </w:r>
           </w:p>
         </w:tc>
@@ -4149,32 +4048,28 @@
           </w:tcPr>
           <w:p>
             <w:pPr>
+              <w:spacing w:line="276" w:lineRule="auto"/>
               <w:jc w:val="center"/>
               <w:rPr>
                 <w:sz w:val="24"/>
                 <w:szCs w:val="24"/>
+                <w:lang w:val="en-IN"/>
               </w:rPr>
             </w:pPr>
             <w:r>
               <w:rPr>
                 <w:sz w:val="24"/>
                 <w:szCs w:val="24"/>
-              </w:rPr>
-              <w:t>22</w:t>
-            </w:r>
-            <w:r>
-              <w:rPr>
-                <w:sz w:val="24"/>
-                <w:szCs w:val="24"/>
-              </w:rPr>
-              <w:t xml:space="preserve"> </w:t>
+                <w:lang w:val="en-IN"/>
+              </w:rPr>
+              <w:t>10</w:t>
             </w:r>
           </w:p>
         </w:tc>
       </w:tr>
       <w:tr>
         <w:trPr>
-          <w:trHeight w:val="1014"/>
+          <w:trHeight w:val="767"/>
           <w:tblCellSpacing w:w="15" w:type="dxa"/>
         </w:trPr>
         <w:tc>
@@ -4185,18 +4080,23 @@
           </w:tcPr>
           <w:p>
             <w:pPr>
+              <w:spacing w:line="276" w:lineRule="auto"/>
               <w:jc w:val="center"/>
               <w:rPr>
                 <w:sz w:val="24"/>
                 <w:szCs w:val="24"/>
+                <w:lang w:val="en-IN"/>
               </w:rPr>
             </w:pPr>
             <w:r>
               <w:rPr>
-                <w:sz w:val="24"/>
-                <w:szCs w:val="24"/>
-              </w:rPr>
-              <w:t>6.</w:t>
+                <w:b/>
+                <w:bCs/>
+                <w:sz w:val="24"/>
+                <w:szCs w:val="24"/>
+                <w:lang w:val="en-IN"/>
+              </w:rPr>
+              <w:t>6</w:t>
             </w:r>
           </w:p>
         </w:tc>
@@ -4208,18 +4108,21 @@
           </w:tcPr>
           <w:p>
             <w:pPr>
+              <w:spacing w:line="276" w:lineRule="auto"/>
               <w:jc w:val="center"/>
               <w:rPr>
                 <w:sz w:val="24"/>
                 <w:szCs w:val="24"/>
+                <w:lang w:val="en-IN"/>
               </w:rPr>
             </w:pPr>
             <w:r>
               <w:rPr>
                 <w:sz w:val="24"/>
                 <w:szCs w:val="24"/>
-              </w:rPr>
-              <w:t>Safety Procedures, Professional Ethics, Data Security and Best Practices Followed During the Internship</w:t>
+                <w:lang w:val="en-IN"/>
+              </w:rPr>
+              <w:t>Chapter 6: Safety Procedures</w:t>
             </w:r>
           </w:p>
         </w:tc>
@@ -4231,25 +4134,28 @@
           </w:tcPr>
           <w:p>
             <w:pPr>
+              <w:spacing w:line="276" w:lineRule="auto"/>
               <w:jc w:val="center"/>
               <w:rPr>
                 <w:sz w:val="24"/>
                 <w:szCs w:val="24"/>
+                <w:lang w:val="en-IN"/>
               </w:rPr>
             </w:pPr>
             <w:r>
               <w:rPr>
                 <w:sz w:val="24"/>
                 <w:szCs w:val="24"/>
-              </w:rPr>
-              <w:t>23</w:t>
+                <w:lang w:val="en-IN"/>
+              </w:rPr>
+              <w:t>11</w:t>
             </w:r>
           </w:p>
         </w:tc>
       </w:tr>
       <w:tr>
         <w:trPr>
-          <w:trHeight w:val="1521"/>
+          <w:trHeight w:val="767"/>
           <w:tblCellSpacing w:w="15" w:type="dxa"/>
         </w:trPr>
         <w:tc>
@@ -4260,18 +4166,23 @@
           </w:tcPr>
           <w:p>
             <w:pPr>
+              <w:spacing w:line="276" w:lineRule="auto"/>
               <w:jc w:val="center"/>
               <w:rPr>
                 <w:sz w:val="24"/>
                 <w:szCs w:val="24"/>
+                <w:lang w:val="en-IN"/>
               </w:rPr>
             </w:pPr>
             <w:r>
               <w:rPr>
-                <w:sz w:val="24"/>
-                <w:szCs w:val="24"/>
-              </w:rPr>
-              <w:t>7.</w:t>
+                <w:b/>
+                <w:bCs/>
+                <w:sz w:val="24"/>
+                <w:szCs w:val="24"/>
+                <w:lang w:val="en-IN"/>
+              </w:rPr>
+              <w:t>7</w:t>
             </w:r>
           </w:p>
         </w:tc>
@@ -4283,18 +4194,21 @@
           </w:tcPr>
           <w:p>
             <w:pPr>
+              <w:spacing w:line="276" w:lineRule="auto"/>
               <w:jc w:val="center"/>
               <w:rPr>
                 <w:sz w:val="24"/>
                 <w:szCs w:val="24"/>
+                <w:lang w:val="en-IN"/>
               </w:rPr>
             </w:pPr>
             <w:r>
               <w:rPr>
                 <w:sz w:val="24"/>
                 <w:szCs w:val="24"/>
-              </w:rPr>
-              <w:t>Practical Experience Gained During the Internship (Python Programming, Data Analysis, Data Visualization, Power BI Dashboard Development and Generative AI Applications)</w:t>
+                <w:lang w:val="en-IN"/>
+              </w:rPr>
+              <w:t>Chapter 7: Practical Experiences</w:t>
             </w:r>
           </w:p>
         </w:tc>
@@ -4306,25 +4220,28 @@
           </w:tcPr>
           <w:p>
             <w:pPr>
+              <w:spacing w:line="276" w:lineRule="auto"/>
               <w:jc w:val="center"/>
               <w:rPr>
                 <w:sz w:val="24"/>
                 <w:szCs w:val="24"/>
+                <w:lang w:val="en-IN"/>
               </w:rPr>
             </w:pPr>
             <w:r>
               <w:rPr>
                 <w:sz w:val="24"/>
                 <w:szCs w:val="24"/>
-              </w:rPr>
-              <w:t>24</w:t>
+                <w:lang w:val="en-IN"/>
+              </w:rPr>
+              <w:t>12</w:t>
             </w:r>
           </w:p>
         </w:tc>
       </w:tr>
       <w:tr>
         <w:trPr>
-          <w:trHeight w:val="474"/>
+          <w:trHeight w:val="767"/>
           <w:tblCellSpacing w:w="15" w:type="dxa"/>
         </w:trPr>
         <w:tc>
@@ -4335,18 +4252,23 @@
           </w:tcPr>
           <w:p>
             <w:pPr>
+              <w:spacing w:line="276" w:lineRule="auto"/>
               <w:jc w:val="center"/>
               <w:rPr>
                 <w:sz w:val="24"/>
                 <w:szCs w:val="24"/>
+                <w:lang w:val="en-IN"/>
               </w:rPr>
             </w:pPr>
             <w:r>
               <w:rPr>
-                <w:sz w:val="24"/>
-                <w:szCs w:val="24"/>
-              </w:rPr>
-              <w:t>8.</w:t>
+                <w:b/>
+                <w:bCs/>
+                <w:sz w:val="24"/>
+                <w:szCs w:val="24"/>
+                <w:lang w:val="en-IN"/>
+              </w:rPr>
+              <w:t>8</w:t>
             </w:r>
           </w:p>
         </w:tc>
@@ -4358,18 +4280,21 @@
           </w:tcPr>
           <w:p>
             <w:pPr>
+              <w:spacing w:line="276" w:lineRule="auto"/>
               <w:jc w:val="center"/>
               <w:rPr>
                 <w:sz w:val="24"/>
                 <w:szCs w:val="24"/>
+                <w:lang w:val="en-IN"/>
               </w:rPr>
             </w:pPr>
             <w:r>
               <w:rPr>
                 <w:sz w:val="24"/>
                 <w:szCs w:val="24"/>
-              </w:rPr>
-              <w:t>Detailed Report of Tasks Undertaken During the 12-Week Internship</w:t>
+                <w:lang w:val="en-IN"/>
+              </w:rPr>
+              <w:t>Chapter 8: Detailed Report of Tasks Undertaken</w:t>
             </w:r>
           </w:p>
         </w:tc>
@@ -4381,32 +4306,28 @@
           </w:tcPr>
           <w:p>
             <w:pPr>
+              <w:spacing w:line="276" w:lineRule="auto"/>
               <w:jc w:val="center"/>
               <w:rPr>
                 <w:sz w:val="24"/>
                 <w:szCs w:val="24"/>
+                <w:lang w:val="en-IN"/>
               </w:rPr>
             </w:pPr>
             <w:r>
               <w:rPr>
                 <w:sz w:val="24"/>
                 <w:szCs w:val="24"/>
-              </w:rPr>
-              <w:t xml:space="preserve">25 – </w:t>
-            </w:r>
-            <w:r>
-              <w:rPr>
-                <w:sz w:val="24"/>
-                <w:szCs w:val="24"/>
-              </w:rPr>
-              <w:t>27</w:t>
+                <w:lang w:val="en-IN"/>
+              </w:rPr>
+              <w:t>13–15</w:t>
             </w:r>
           </w:p>
         </w:tc>
       </w:tr>
       <w:tr>
         <w:trPr>
-          <w:trHeight w:val="1014"/>
+          <w:trHeight w:val="767"/>
           <w:tblCellSpacing w:w="15" w:type="dxa"/>
         </w:trPr>
         <w:tc>
@@ -4417,18 +4338,23 @@
           </w:tcPr>
           <w:p>
             <w:pPr>
+              <w:spacing w:line="276" w:lineRule="auto"/>
               <w:jc w:val="center"/>
               <w:rPr>
                 <w:sz w:val="24"/>
                 <w:szCs w:val="24"/>
+                <w:lang w:val="en-IN"/>
               </w:rPr>
             </w:pPr>
             <w:r>
               <w:rPr>
-                <w:sz w:val="24"/>
-                <w:szCs w:val="24"/>
-              </w:rPr>
-              <w:t>9.</w:t>
+                <w:b/>
+                <w:bCs/>
+                <w:sz w:val="24"/>
+                <w:szCs w:val="24"/>
+                <w:lang w:val="en-IN"/>
+              </w:rPr>
+              <w:t>9</w:t>
             </w:r>
           </w:p>
         </w:tc>
@@ -4440,18 +4366,21 @@
           </w:tcPr>
           <w:p>
             <w:pPr>
+              <w:spacing w:line="276" w:lineRule="auto"/>
               <w:jc w:val="center"/>
               <w:rPr>
                 <w:sz w:val="24"/>
                 <w:szCs w:val="24"/>
+                <w:lang w:val="en-IN"/>
               </w:rPr>
             </w:pPr>
             <w:r>
               <w:rPr>
                 <w:sz w:val="24"/>
                 <w:szCs w:val="24"/>
-              </w:rPr>
-              <w:t>Challenges Faced During the Internship, Solutions Implemented and Learning Outcomes</w:t>
+                <w:lang w:val="en-IN"/>
+              </w:rPr>
+              <w:t>Chapter 9: Special / Challenging Experiences</w:t>
             </w:r>
           </w:p>
         </w:tc>
@@ -4463,25 +4392,28 @@
           </w:tcPr>
           <w:p>
             <w:pPr>
+              <w:spacing w:line="276" w:lineRule="auto"/>
               <w:jc w:val="center"/>
               <w:rPr>
                 <w:sz w:val="24"/>
                 <w:szCs w:val="24"/>
+                <w:lang w:val="en-IN"/>
               </w:rPr>
             </w:pPr>
             <w:r>
               <w:rPr>
                 <w:sz w:val="24"/>
                 <w:szCs w:val="24"/>
-              </w:rPr>
-              <w:t>28</w:t>
+                <w:lang w:val="en-IN"/>
+              </w:rPr>
+              <w:t>16</w:t>
             </w:r>
           </w:p>
         </w:tc>
       </w:tr>
       <w:tr>
         <w:trPr>
-          <w:trHeight w:val="505"/>
+          <w:trHeight w:val="767"/>
           <w:tblCellSpacing w:w="15" w:type="dxa"/>
         </w:trPr>
         <w:tc>
@@ -4492,18 +4424,23 @@
           </w:tcPr>
           <w:p>
             <w:pPr>
+              <w:spacing w:line="276" w:lineRule="auto"/>
               <w:jc w:val="center"/>
               <w:rPr>
                 <w:sz w:val="24"/>
                 <w:szCs w:val="24"/>
+                <w:lang w:val="en-IN"/>
               </w:rPr>
             </w:pPr>
             <w:r>
               <w:rPr>
-                <w:sz w:val="24"/>
-                <w:szCs w:val="24"/>
-              </w:rPr>
-              <w:t>10.</w:t>
+                <w:b/>
+                <w:bCs/>
+                <w:sz w:val="24"/>
+                <w:szCs w:val="24"/>
+                <w:lang w:val="en-IN"/>
+              </w:rPr>
+              <w:t>10</w:t>
             </w:r>
           </w:p>
         </w:tc>
@@ -4515,18 +4452,21 @@
           </w:tcPr>
           <w:p>
             <w:pPr>
+              <w:spacing w:line="276" w:lineRule="auto"/>
               <w:jc w:val="center"/>
               <w:rPr>
                 <w:sz w:val="24"/>
                 <w:szCs w:val="24"/>
+                <w:lang w:val="en-IN"/>
               </w:rPr>
             </w:pPr>
             <w:r>
               <w:rPr>
                 <w:sz w:val="24"/>
                 <w:szCs w:val="24"/>
-              </w:rPr>
-              <w:t>Conclusion</w:t>
+                <w:lang w:val="en-IN"/>
+              </w:rPr>
+              <w:t>Chapter 10: Conclusion</w:t>
             </w:r>
           </w:p>
         </w:tc>
@@ -4538,25 +4478,28 @@
           </w:tcPr>
           <w:p>
             <w:pPr>
+              <w:spacing w:line="276" w:lineRule="auto"/>
               <w:jc w:val="center"/>
               <w:rPr>
                 <w:sz w:val="24"/>
                 <w:szCs w:val="24"/>
+                <w:lang w:val="en-IN"/>
               </w:rPr>
             </w:pPr>
             <w:r>
               <w:rPr>
                 <w:sz w:val="24"/>
                 <w:szCs w:val="24"/>
-              </w:rPr>
-              <w:t>29</w:t>
+                <w:lang w:val="en-IN"/>
+              </w:rPr>
+              <w:t>17</w:t>
             </w:r>
           </w:p>
         </w:tc>
       </w:tr>
       <w:tr>
         <w:trPr>
-          <w:trHeight w:val="474"/>
+          <w:trHeight w:val="767"/>
           <w:tblCellSpacing w:w="15" w:type="dxa"/>
         </w:trPr>
         <w:tc>
@@ -4567,18 +4510,23 @@
           </w:tcPr>
           <w:p>
             <w:pPr>
+              <w:spacing w:line="276" w:lineRule="auto"/>
               <w:jc w:val="center"/>
               <w:rPr>
                 <w:sz w:val="24"/>
                 <w:szCs w:val="24"/>
+                <w:lang w:val="en-IN"/>
               </w:rPr>
             </w:pPr>
             <w:r>
               <w:rPr>
-                <w:sz w:val="24"/>
-                <w:szCs w:val="24"/>
-              </w:rPr>
-              <w:t>11.</w:t>
+                <w:b/>
+                <w:bCs/>
+                <w:sz w:val="24"/>
+                <w:szCs w:val="24"/>
+                <w:lang w:val="en-IN"/>
+              </w:rPr>
+              <w:t>11</w:t>
             </w:r>
           </w:p>
         </w:tc>
@@ -4590,18 +4538,21 @@
           </w:tcPr>
           <w:p>
             <w:pPr>
+              <w:spacing w:line="276" w:lineRule="auto"/>
               <w:jc w:val="center"/>
               <w:rPr>
                 <w:sz w:val="24"/>
                 <w:szCs w:val="24"/>
+                <w:lang w:val="en-IN"/>
               </w:rPr>
             </w:pPr>
             <w:r>
               <w:rPr>
                 <w:sz w:val="24"/>
                 <w:szCs w:val="24"/>
-              </w:rPr>
-              <w:t>References / Sources of Information</w:t>
+                <w:lang w:val="en-IN"/>
+              </w:rPr>
+              <w:t>Chapter 11: References</w:t>
             </w:r>
           </w:p>
         </w:tc>
@@ -4613,18 +4564,21 @@
           </w:tcPr>
           <w:p>
             <w:pPr>
+              <w:spacing w:line="276" w:lineRule="auto"/>
               <w:jc w:val="center"/>
               <w:rPr>
                 <w:sz w:val="24"/>
                 <w:szCs w:val="24"/>
+                <w:lang w:val="en-IN"/>
               </w:rPr>
             </w:pPr>
             <w:r>
               <w:rPr>
                 <w:sz w:val="24"/>
                 <w:szCs w:val="24"/>
-              </w:rPr>
-              <w:t>30</w:t>
+                <w:lang w:val="en-IN"/>
+              </w:rPr>
+              <w:t>18</w:t>
             </w:r>
           </w:p>
         </w:tc>
@@ -4632,28 +4586,7 @@
     </w:tbl>
     <w:p>
       <w:pPr>
-        <w:jc w:val="center"/>
-        <w:rPr>
-          <w:sz w:val="24"/>
-          <w:szCs w:val="24"/>
-        </w:rPr>
-        <w:sectPr>
-          <w:pgSz w:w="11910" w:h="16840"/>
-          <w:pgMar w:top="1360" w:right="1040" w:bottom="280" w:left="1300" w:header="720" w:footer="720" w:gutter="0"/>
-          <w:pgBorders w:offsetFrom="page">
-            <w:top w:val="single" w:sz="36" w:space="24" w:color="000000"/>
-            <w:left w:val="single" w:sz="36" w:space="24" w:color="000000"/>
-            <w:bottom w:val="single" w:sz="36" w:space="24" w:color="000000"/>
-            <w:right w:val="single" w:sz="36" w:space="24" w:color="000000"/>
-          </w:pgBorders>
-          <w:cols w:space="720"/>
-        </w:sectPr>
-      </w:pPr>
-    </w:p>
-    <w:p>
-      <w:pPr>
         <w:pStyle w:val="BodyText"/>
-        <w:spacing w:before="118"/>
         <w:rPr>
           <w:b/>
           <w:sz w:val="20"/>
@@ -4663,12 +4596,12 @@
     <w:sectPr>
       <w:type w:val="continuous"/>
       <w:pgSz w:w="11910" w:h="16840"/>
-      <w:pgMar w:top="1360" w:right="1040" w:bottom="280" w:left="1300" w:header="719" w:footer="1042" w:gutter="0"/>
+      <w:pgMar w:top="1420" w:right="1040" w:bottom="280" w:left="1300" w:header="720" w:footer="720" w:gutter="0"/>
       <w:pgBorders w:offsetFrom="page">
-        <w:top w:val="single" w:sz="24" w:space="24" w:color="000000"/>
-        <w:left w:val="single" w:sz="24" w:space="24" w:color="000000"/>
-        <w:bottom w:val="single" w:sz="24" w:space="24" w:color="000000"/>
-        <w:right w:val="single" w:sz="24" w:space="24" w:color="000000"/>
+        <w:top w:val="single" w:sz="36" w:space="24" w:color="000000"/>
+        <w:left w:val="single" w:sz="36" w:space="24" w:color="000000"/>
+        <w:bottom w:val="single" w:sz="36" w:space="24" w:color="000000"/>
+        <w:right w:val="single" w:sz="36" w:space="24" w:color="000000"/>
       </w:pgBorders>
       <w:cols w:space="720"/>
     </w:sectPr>
@@ -6484,7 +6417,6 @@
   <w:style w:type="character" w:default="1" w:styleId="DefaultParagraphFont">
     <w:name w:val="Default Paragraph Font"/>
     <w:uiPriority w:val="1"/>
-    <w:semiHidden/>
     <w:unhideWhenUsed/>
   </w:style>
   <w:style w:type="table" w:default="1" w:styleId="TableNormal">
@@ -6567,6 +6499,54 @@
       <w:rFonts w:ascii="Tahoma" w:eastAsia="Times New Roman" w:hAnsi="Tahoma" w:cs="Tahoma"/>
       <w:sz w:val="16"/>
       <w:szCs w:val="16"/>
+    </w:rPr>
+  </w:style>
+  <w:style w:type="paragraph" w:styleId="Header">
+    <w:name w:val="header"/>
+    <w:basedOn w:val="Normal"/>
+    <w:link w:val="HeaderChar"/>
+    <w:uiPriority w:val="99"/>
+    <w:unhideWhenUsed/>
+    <w:rsid w:val="00732DF2"/>
+    <w:pPr>
+      <w:tabs>
+        <w:tab w:val="center" w:pos="4513"/>
+        <w:tab w:val="right" w:pos="9026"/>
+      </w:tabs>
+    </w:pPr>
+  </w:style>
+  <w:style w:type="character" w:customStyle="1" w:styleId="HeaderChar">
+    <w:name w:val="Header Char"/>
+    <w:basedOn w:val="DefaultParagraphFont"/>
+    <w:link w:val="Header"/>
+    <w:uiPriority w:val="99"/>
+    <w:rsid w:val="00732DF2"/>
+    <w:rPr>
+      <w:rFonts w:ascii="Times New Roman" w:eastAsia="Times New Roman" w:hAnsi="Times New Roman" w:cs="Times New Roman"/>
+    </w:rPr>
+  </w:style>
+  <w:style w:type="paragraph" w:styleId="Footer">
+    <w:name w:val="footer"/>
+    <w:basedOn w:val="Normal"/>
+    <w:link w:val="FooterChar"/>
+    <w:uiPriority w:val="99"/>
+    <w:unhideWhenUsed/>
+    <w:rsid w:val="00732DF2"/>
+    <w:pPr>
+      <w:tabs>
+        <w:tab w:val="center" w:pos="4513"/>
+        <w:tab w:val="right" w:pos="9026"/>
+      </w:tabs>
+    </w:pPr>
+  </w:style>
+  <w:style w:type="character" w:customStyle="1" w:styleId="FooterChar">
+    <w:name w:val="Footer Char"/>
+    <w:basedOn w:val="DefaultParagraphFont"/>
+    <w:link w:val="Footer"/>
+    <w:uiPriority w:val="99"/>
+    <w:rsid w:val="00732DF2"/>
+    <w:rPr>
+      <w:rFonts w:ascii="Times New Roman" w:eastAsia="Times New Roman" w:hAnsi="Times New Roman" w:cs="Times New Roman"/>
     </w:rPr>
   </w:style>
 </w:styles>
